--- a/ArUco_Tag_ID2_ID5.docx
+++ b/ArUco_Tag_ID2_ID5.docx
@@ -1,8 +1,24 @@
 
 <file path=word/document.xml><?xml version="1.0" encoding="utf-8"?>
-<w:document xmlns:wpc="http://schemas.microsoft.com/office/word/2010/wordprocessingCanvas" xmlns:cx="http://schemas.microsoft.com/office/drawing/2014/chartex" xmlns:cx1="http://schemas.microsoft.com/office/drawing/2015/9/8/chartex" xmlns:cx2="http://schemas.microsoft.com/office/drawing/2015/10/21/chartex" xmlns:cx3="http://schemas.microsoft.com/office/drawing/2016/5/9/chartex" xmlns:cx4="http://schemas.microsoft.com/office/drawing/2016/5/10/chartex" xmlns:cx5="http://schemas.microsoft.com/office/drawing/2016/5/11/chartex" xmlns:cx6="http://schemas.microsoft.com/office/drawing/2016/5/12/chartex" xmlns:cx7="http://schemas.microsoft.com/office/drawing/2016/5/13/chartex" xmlns:cx8="http://schemas.microsoft.com/office/drawing/2016/5/14/chartex" xmlns:mc="http://schemas.openxmlformats.org/markup-compatibility/2006" xmlns:aink="http://schemas.microsoft.com/office/drawing/2016/ink" xmlns:am3d="http://schemas.microsoft.com/office/drawing/2017/model3d" xmlns:o="urn:schemas-microsoft-com:office:office" xmlns:oel="http://schemas.microsoft.com/office/2019/extlst" xmlns:r="http://schemas.openxmlformats.org/officeDocument/2006/relationships" xmlns:m="http://schemas.openxmlformats.org/officeDocument/2006/math" xmlns:v="urn:schemas-microsoft-com:vml" xmlns:wp14="http://schemas.microsoft.com/office/word/2010/wordprocessingDrawing" xmlns:wp="http://schemas.openxmlformats.org/drawingml/2006/wordprocessingDrawing" xmlns:w10="urn:schemas-microsoft-com:office:word" xmlns:w="http://schemas.openxmlformats.org/wordprocessingml/2006/main" xmlns:w14="http://schemas.microsoft.com/office/word/2010/wordml" xmlns:w15="http://schemas.microsoft.com/office/word/2012/wordml" xmlns:w16cei="http://schemas.microsoft.com/office/word/2026/wordml/cei" xmlns:w16cex="http://schemas.microsoft.com/office/word/2018/wordml/cex" xmlns:w16cid="http://schemas.microsoft.com/office/word/2016/wordml/cid" xmlns:w16="http://schemas.microsoft.com/office/word/2018/wordml" xmlns:w16du="http://schemas.microsoft.com/office/word/2023/wordml/word16du" xmlns:w16sdtdh="http://schemas.microsoft.com/office/word/2020/wordml/sdtdatahash" xmlns:w16sdtfl="http://schemas.microsoft.com/office/word/2024/wordml/sdtformatlock" xmlns:w16se="http://schemas.microsoft.com/office/word/2015/wordml/symex" xmlns:wpg="http://schemas.microsoft.com/office/word/2010/wordprocessingGroup" xmlns:wpi="http://schemas.microsoft.com/office/word/2010/wordprocessingInk" xmlns:wne="http://schemas.microsoft.com/office/word/2006/wordml" xmlns:wps="http://schemas.microsoft.com/office/word/2010/wordprocessingShape" mc:Ignorable="w14 w15 w16se w16cid w16 w16cex w16sdtdh w16sdtfl w16du wp14">
+<w:document xmlns:wpc="http://schemas.microsoft.com/office/word/2010/wordprocessingCanvas" xmlns:cx="http://schemas.microsoft.com/office/drawing/2014/chartex" xmlns:cx1="http://schemas.microsoft.com/office/drawing/2015/9/8/chartex" xmlns:cx2="http://schemas.microsoft.com/office/drawing/2015/10/21/chartex" xmlns:cx3="http://schemas.microsoft.com/office/drawing/2016/5/9/chartex" xmlns:cx4="http://schemas.microsoft.com/office/drawing/2016/5/10/chartex" xmlns:cx5="http://schemas.microsoft.com/office/drawing/2016/5/11/chartex" xmlns:cx6="http://schemas.microsoft.com/office/drawing/2016/5/12/chartex" xmlns:cx7="http://schemas.microsoft.com/office/drawing/2016/5/13/chartex" xmlns:cx8="http://schemas.microsoft.com/office/drawing/2016/5/14/chartex" xmlns:mc="http://schemas.openxmlformats.org/markup-compatibility/2006" xmlns:aink="http://schemas.microsoft.com/office/drawing/2016/ink" xmlns:am3d="http://schemas.microsoft.com/office/drawing/2017/model3d" xmlns:o="urn:schemas-microsoft-com:office:office" xmlns:oel="http://schemas.microsoft.com/office/2019/extlst" xmlns:r="http://schemas.openxmlformats.org/officeDocument/2006/relationships" xmlns:m="http://schemas.openxmlformats.org/officeDocument/2006/math" xmlns:v="urn:schemas-microsoft-com:vml" xmlns:wp14="http://schemas.microsoft.com/office/word/2010/wordprocessingDrawing" xmlns:wp="http://schemas.openxmlformats.org/drawingml/2006/wordprocessingDrawing" xmlns:w10="urn:schemas-microsoft-com:office:word" xmlns:w="http://schemas.openxmlformats.org/wordprocessingml/2006/main" xmlns:w14="http://schemas.microsoft.com/office/word/2010/wordml" xmlns:w15="http://schemas.microsoft.com/office/word/2012/wordml" xmlns:w16cex="http://schemas.microsoft.com/office/word/2018/wordml/cex" xmlns:w16cid="http://schemas.microsoft.com/office/word/2016/wordml/cid" xmlns:w16="http://schemas.microsoft.com/office/word/2018/wordml" xmlns:w16du="http://schemas.microsoft.com/office/word/2023/wordml/word16du" xmlns:w16sdtdh="http://schemas.microsoft.com/office/word/2020/wordml/sdtdatahash" xmlns:w16sdtfl="http://schemas.microsoft.com/office/word/2024/wordml/sdtformatlock" xmlns:w16se="http://schemas.microsoft.com/office/word/2015/wordml/symex" xmlns:wpg="http://schemas.microsoft.com/office/word/2010/wordprocessingGroup" xmlns:wpi="http://schemas.microsoft.com/office/word/2010/wordprocessingInk" xmlns:wne="http://schemas.microsoft.com/office/word/2006/wordml" xmlns:wps="http://schemas.microsoft.com/office/word/2010/wordprocessingShape" mc:Ignorable="w14 w15 w16se w16cid w16 w16cex w16sdtdh w16sdtfl w16du wp14">
   <w:body>
     <w:p>
+      <w:pPr>
+        <w:rPr>
+          <w:rFonts w:hint="eastAsia"/>
+        </w:rPr>
+      </w:pPr>
+      <w:r>
+        <w:t>I</w:t>
+      </w:r>
+      <w:r>
+        <w:rPr>
+          <w:rFonts w:hint="eastAsia"/>
+        </w:rPr>
+        <w:t>d2</w:t>
+      </w:r>
+    </w:p>
+    <w:p>
       <w:r>
         <w:rPr>
           <w:noProof/>
@@ -362,7 +378,6 @@
         </w:drawing>
       </w:r>
     </w:p>
-    <w:p/>
     <w:p/>
     <w:p>
       <w:pPr>
@@ -371,6 +386,17 @@
         </w:rPr>
       </w:pPr>
       <w:r>
+        <w:t>I</w:t>
+      </w:r>
+      <w:r>
+        <w:rPr>
+          <w:rFonts w:hint="eastAsia"/>
+        </w:rPr>
+        <w:t>d5</w:t>
+      </w:r>
+    </w:p>
+    <w:p>
+      <w:r>
         <w:rPr>
           <w:rFonts w:hint="eastAsia"/>
           <w:noProof/>
@@ -788,6 +814,893 @@
           </wp:inline>
         </w:drawing>
       </w:r>
+    </w:p>
+    <w:p/>
+    <w:p>
+      <w:r>
+        <w:t>I</w:t>
+      </w:r>
+      <w:r>
+        <w:rPr>
+          <w:rFonts w:hint="eastAsia"/>
+        </w:rPr>
+        <w:t>d9</w:t>
+      </w:r>
+    </w:p>
+    <w:p>
+      <w:pPr>
+        <w:rPr>
+          <w:rFonts w:hint="eastAsia"/>
+        </w:rPr>
+      </w:pPr>
+      <w:r>
+        <w:rPr>
+          <w:rFonts w:hint="eastAsia"/>
+          <w:noProof/>
+        </w:rPr>
+        <w:drawing>
+          <wp:inline distT="0" distB="0" distL="0" distR="0" wp14:anchorId="083457DF" wp14:editId="1CB5F2CC">
+            <wp:extent cx="441199" cy="441199"/>
+            <wp:effectExtent l="0" t="0" r="0" b="0"/>
+            <wp:docPr id="992163325" name="圖片 1"/>
+            <wp:cNvGraphicFramePr>
+              <a:graphicFrameLocks xmlns:a="http://schemas.openxmlformats.org/drawingml/2006/main" noChangeAspect="1"/>
+            </wp:cNvGraphicFramePr>
+            <a:graphic xmlns:a="http://schemas.openxmlformats.org/drawingml/2006/main">
+              <a:graphicData uri="http://schemas.openxmlformats.org/drawingml/2006/picture">
+                <pic:pic xmlns:pic="http://schemas.openxmlformats.org/drawingml/2006/picture">
+                  <pic:nvPicPr>
+                    <pic:cNvPr id="992163325" name="圖片 992163325"/>
+                    <pic:cNvPicPr/>
+                  </pic:nvPicPr>
+                  <pic:blipFill>
+                    <a:blip r:embed="rId6" cstate="print">
+                      <a:extLst>
+                        <a:ext uri="{28A0092B-C50C-407E-A947-70E740481C1C}">
+                          <a14:useLocalDpi xmlns:a14="http://schemas.microsoft.com/office/drawing/2010/main" val="0"/>
+                        </a:ext>
+                      </a:extLst>
+                    </a:blip>
+                    <a:stretch>
+                      <a:fillRect/>
+                    </a:stretch>
+                  </pic:blipFill>
+                  <pic:spPr>
+                    <a:xfrm>
+                      <a:off x="0" y="0"/>
+                      <a:ext cx="441199" cy="441199"/>
+                    </a:xfrm>
+                    <a:prstGeom prst="rect">
+                      <a:avLst/>
+                    </a:prstGeom>
+                  </pic:spPr>
+                </pic:pic>
+              </a:graphicData>
+            </a:graphic>
+          </wp:inline>
+        </w:drawing>
+      </w:r>
+      <w:r>
+        <w:rPr>
+          <w:rFonts w:hint="eastAsia"/>
+        </w:rPr>
+        <w:t xml:space="preserve">   </w:t>
+      </w:r>
+      <w:r>
+        <w:rPr>
+          <w:rFonts w:hint="eastAsia"/>
+          <w:noProof/>
+        </w:rPr>
+        <w:drawing>
+          <wp:inline distT="0" distB="0" distL="0" distR="0" wp14:anchorId="06E17551" wp14:editId="4B768415">
+            <wp:extent cx="441199" cy="441199"/>
+            <wp:effectExtent l="0" t="0" r="0" b="0"/>
+            <wp:docPr id="958775988" name="圖片 1"/>
+            <wp:cNvGraphicFramePr>
+              <a:graphicFrameLocks xmlns:a="http://schemas.openxmlformats.org/drawingml/2006/main" noChangeAspect="1"/>
+            </wp:cNvGraphicFramePr>
+            <a:graphic xmlns:a="http://schemas.openxmlformats.org/drawingml/2006/main">
+              <a:graphicData uri="http://schemas.openxmlformats.org/drawingml/2006/picture">
+                <pic:pic xmlns:pic="http://schemas.openxmlformats.org/drawingml/2006/picture">
+                  <pic:nvPicPr>
+                    <pic:cNvPr id="992163325" name="圖片 992163325"/>
+                    <pic:cNvPicPr/>
+                  </pic:nvPicPr>
+                  <pic:blipFill>
+                    <a:blip r:embed="rId6" cstate="print">
+                      <a:extLst>
+                        <a:ext uri="{28A0092B-C50C-407E-A947-70E740481C1C}">
+                          <a14:useLocalDpi xmlns:a14="http://schemas.microsoft.com/office/drawing/2010/main" val="0"/>
+                        </a:ext>
+                      </a:extLst>
+                    </a:blip>
+                    <a:stretch>
+                      <a:fillRect/>
+                    </a:stretch>
+                  </pic:blipFill>
+                  <pic:spPr>
+                    <a:xfrm>
+                      <a:off x="0" y="0"/>
+                      <a:ext cx="441199" cy="441199"/>
+                    </a:xfrm>
+                    <a:prstGeom prst="rect">
+                      <a:avLst/>
+                    </a:prstGeom>
+                  </pic:spPr>
+                </pic:pic>
+              </a:graphicData>
+            </a:graphic>
+          </wp:inline>
+        </w:drawing>
+      </w:r>
+      <w:r>
+        <w:rPr>
+          <w:rFonts w:hint="eastAsia"/>
+        </w:rPr>
+        <w:t xml:space="preserve">   </w:t>
+      </w:r>
+      <w:r>
+        <w:rPr>
+          <w:rFonts w:hint="eastAsia"/>
+          <w:noProof/>
+        </w:rPr>
+        <w:drawing>
+          <wp:inline distT="0" distB="0" distL="0" distR="0" wp14:anchorId="637DB688" wp14:editId="03F790B1">
+            <wp:extent cx="441199" cy="441199"/>
+            <wp:effectExtent l="0" t="0" r="0" b="0"/>
+            <wp:docPr id="461561293" name="圖片 1"/>
+            <wp:cNvGraphicFramePr>
+              <a:graphicFrameLocks xmlns:a="http://schemas.openxmlformats.org/drawingml/2006/main" noChangeAspect="1"/>
+            </wp:cNvGraphicFramePr>
+            <a:graphic xmlns:a="http://schemas.openxmlformats.org/drawingml/2006/main">
+              <a:graphicData uri="http://schemas.openxmlformats.org/drawingml/2006/picture">
+                <pic:pic xmlns:pic="http://schemas.openxmlformats.org/drawingml/2006/picture">
+                  <pic:nvPicPr>
+                    <pic:cNvPr id="992163325" name="圖片 992163325"/>
+                    <pic:cNvPicPr/>
+                  </pic:nvPicPr>
+                  <pic:blipFill>
+                    <a:blip r:embed="rId6" cstate="print">
+                      <a:extLst>
+                        <a:ext uri="{28A0092B-C50C-407E-A947-70E740481C1C}">
+                          <a14:useLocalDpi xmlns:a14="http://schemas.microsoft.com/office/drawing/2010/main" val="0"/>
+                        </a:ext>
+                      </a:extLst>
+                    </a:blip>
+                    <a:stretch>
+                      <a:fillRect/>
+                    </a:stretch>
+                  </pic:blipFill>
+                  <pic:spPr>
+                    <a:xfrm>
+                      <a:off x="0" y="0"/>
+                      <a:ext cx="441199" cy="441199"/>
+                    </a:xfrm>
+                    <a:prstGeom prst="rect">
+                      <a:avLst/>
+                    </a:prstGeom>
+                  </pic:spPr>
+                </pic:pic>
+              </a:graphicData>
+            </a:graphic>
+          </wp:inline>
+        </w:drawing>
+      </w:r>
+      <w:r>
+        <w:rPr>
+          <w:rFonts w:hint="eastAsia"/>
+        </w:rPr>
+        <w:t xml:space="preserve">   </w:t>
+      </w:r>
+      <w:r>
+        <w:rPr>
+          <w:rFonts w:hint="eastAsia"/>
+          <w:noProof/>
+        </w:rPr>
+        <w:drawing>
+          <wp:inline distT="0" distB="0" distL="0" distR="0" wp14:anchorId="4EC1995B" wp14:editId="7D71708B">
+            <wp:extent cx="441199" cy="441199"/>
+            <wp:effectExtent l="0" t="0" r="0" b="0"/>
+            <wp:docPr id="1959990240" name="圖片 1"/>
+            <wp:cNvGraphicFramePr>
+              <a:graphicFrameLocks xmlns:a="http://schemas.openxmlformats.org/drawingml/2006/main" noChangeAspect="1"/>
+            </wp:cNvGraphicFramePr>
+            <a:graphic xmlns:a="http://schemas.openxmlformats.org/drawingml/2006/main">
+              <a:graphicData uri="http://schemas.openxmlformats.org/drawingml/2006/picture">
+                <pic:pic xmlns:pic="http://schemas.openxmlformats.org/drawingml/2006/picture">
+                  <pic:nvPicPr>
+                    <pic:cNvPr id="992163325" name="圖片 992163325"/>
+                    <pic:cNvPicPr/>
+                  </pic:nvPicPr>
+                  <pic:blipFill>
+                    <a:blip r:embed="rId6" cstate="print">
+                      <a:extLst>
+                        <a:ext uri="{28A0092B-C50C-407E-A947-70E740481C1C}">
+                          <a14:useLocalDpi xmlns:a14="http://schemas.microsoft.com/office/drawing/2010/main" val="0"/>
+                        </a:ext>
+                      </a:extLst>
+                    </a:blip>
+                    <a:stretch>
+                      <a:fillRect/>
+                    </a:stretch>
+                  </pic:blipFill>
+                  <pic:spPr>
+                    <a:xfrm>
+                      <a:off x="0" y="0"/>
+                      <a:ext cx="441199" cy="441199"/>
+                    </a:xfrm>
+                    <a:prstGeom prst="rect">
+                      <a:avLst/>
+                    </a:prstGeom>
+                  </pic:spPr>
+                </pic:pic>
+              </a:graphicData>
+            </a:graphic>
+          </wp:inline>
+        </w:drawing>
+      </w:r>
+      <w:r>
+        <w:rPr>
+          <w:rFonts w:hint="eastAsia"/>
+        </w:rPr>
+        <w:t xml:space="preserve">   </w:t>
+      </w:r>
+      <w:r>
+        <w:rPr>
+          <w:rFonts w:hint="eastAsia"/>
+          <w:noProof/>
+        </w:rPr>
+        <w:drawing>
+          <wp:inline distT="0" distB="0" distL="0" distR="0" wp14:anchorId="25D5B1CF" wp14:editId="745BB667">
+            <wp:extent cx="441199" cy="441199"/>
+            <wp:effectExtent l="0" t="0" r="0" b="0"/>
+            <wp:docPr id="1967167192" name="圖片 1"/>
+            <wp:cNvGraphicFramePr>
+              <a:graphicFrameLocks xmlns:a="http://schemas.openxmlformats.org/drawingml/2006/main" noChangeAspect="1"/>
+            </wp:cNvGraphicFramePr>
+            <a:graphic xmlns:a="http://schemas.openxmlformats.org/drawingml/2006/main">
+              <a:graphicData uri="http://schemas.openxmlformats.org/drawingml/2006/picture">
+                <pic:pic xmlns:pic="http://schemas.openxmlformats.org/drawingml/2006/picture">
+                  <pic:nvPicPr>
+                    <pic:cNvPr id="992163325" name="圖片 992163325"/>
+                    <pic:cNvPicPr/>
+                  </pic:nvPicPr>
+                  <pic:blipFill>
+                    <a:blip r:embed="rId6" cstate="print">
+                      <a:extLst>
+                        <a:ext uri="{28A0092B-C50C-407E-A947-70E740481C1C}">
+                          <a14:useLocalDpi xmlns:a14="http://schemas.microsoft.com/office/drawing/2010/main" val="0"/>
+                        </a:ext>
+                      </a:extLst>
+                    </a:blip>
+                    <a:stretch>
+                      <a:fillRect/>
+                    </a:stretch>
+                  </pic:blipFill>
+                  <pic:spPr>
+                    <a:xfrm>
+                      <a:off x="0" y="0"/>
+                      <a:ext cx="441199" cy="441199"/>
+                    </a:xfrm>
+                    <a:prstGeom prst="rect">
+                      <a:avLst/>
+                    </a:prstGeom>
+                  </pic:spPr>
+                </pic:pic>
+              </a:graphicData>
+            </a:graphic>
+          </wp:inline>
+        </w:drawing>
+      </w:r>
+      <w:r>
+        <w:rPr>
+          <w:rFonts w:hint="eastAsia"/>
+        </w:rPr>
+        <w:t xml:space="preserve">   </w:t>
+      </w:r>
+      <w:r>
+        <w:rPr>
+          <w:rFonts w:hint="eastAsia"/>
+          <w:noProof/>
+        </w:rPr>
+        <w:drawing>
+          <wp:inline distT="0" distB="0" distL="0" distR="0" wp14:anchorId="7590BBD2" wp14:editId="7573BE62">
+            <wp:extent cx="441199" cy="441199"/>
+            <wp:effectExtent l="0" t="0" r="0" b="0"/>
+            <wp:docPr id="2110892046" name="圖片 1"/>
+            <wp:cNvGraphicFramePr>
+              <a:graphicFrameLocks xmlns:a="http://schemas.openxmlformats.org/drawingml/2006/main" noChangeAspect="1"/>
+            </wp:cNvGraphicFramePr>
+            <a:graphic xmlns:a="http://schemas.openxmlformats.org/drawingml/2006/main">
+              <a:graphicData uri="http://schemas.openxmlformats.org/drawingml/2006/picture">
+                <pic:pic xmlns:pic="http://schemas.openxmlformats.org/drawingml/2006/picture">
+                  <pic:nvPicPr>
+                    <pic:cNvPr id="992163325" name="圖片 992163325"/>
+                    <pic:cNvPicPr/>
+                  </pic:nvPicPr>
+                  <pic:blipFill>
+                    <a:blip r:embed="rId6" cstate="print">
+                      <a:extLst>
+                        <a:ext uri="{28A0092B-C50C-407E-A947-70E740481C1C}">
+                          <a14:useLocalDpi xmlns:a14="http://schemas.microsoft.com/office/drawing/2010/main" val="0"/>
+                        </a:ext>
+                      </a:extLst>
+                    </a:blip>
+                    <a:stretch>
+                      <a:fillRect/>
+                    </a:stretch>
+                  </pic:blipFill>
+                  <pic:spPr>
+                    <a:xfrm>
+                      <a:off x="0" y="0"/>
+                      <a:ext cx="441199" cy="441199"/>
+                    </a:xfrm>
+                    <a:prstGeom prst="rect">
+                      <a:avLst/>
+                    </a:prstGeom>
+                  </pic:spPr>
+                </pic:pic>
+              </a:graphicData>
+            </a:graphic>
+          </wp:inline>
+        </w:drawing>
+      </w:r>
+      <w:r>
+        <w:rPr>
+          <w:rFonts w:hint="eastAsia"/>
+        </w:rPr>
+        <w:t xml:space="preserve">   </w:t>
+      </w:r>
+      <w:r>
+        <w:rPr>
+          <w:rFonts w:hint="eastAsia"/>
+          <w:noProof/>
+        </w:rPr>
+        <w:drawing>
+          <wp:inline distT="0" distB="0" distL="0" distR="0" wp14:anchorId="5FC2B93F" wp14:editId="2CFCB335">
+            <wp:extent cx="441199" cy="441199"/>
+            <wp:effectExtent l="0" t="0" r="0" b="0"/>
+            <wp:docPr id="680026409" name="圖片 1"/>
+            <wp:cNvGraphicFramePr>
+              <a:graphicFrameLocks xmlns:a="http://schemas.openxmlformats.org/drawingml/2006/main" noChangeAspect="1"/>
+            </wp:cNvGraphicFramePr>
+            <a:graphic xmlns:a="http://schemas.openxmlformats.org/drawingml/2006/main">
+              <a:graphicData uri="http://schemas.openxmlformats.org/drawingml/2006/picture">
+                <pic:pic xmlns:pic="http://schemas.openxmlformats.org/drawingml/2006/picture">
+                  <pic:nvPicPr>
+                    <pic:cNvPr id="992163325" name="圖片 992163325"/>
+                    <pic:cNvPicPr/>
+                  </pic:nvPicPr>
+                  <pic:blipFill>
+                    <a:blip r:embed="rId6" cstate="print">
+                      <a:extLst>
+                        <a:ext uri="{28A0092B-C50C-407E-A947-70E740481C1C}">
+                          <a14:useLocalDpi xmlns:a14="http://schemas.microsoft.com/office/drawing/2010/main" val="0"/>
+                        </a:ext>
+                      </a:extLst>
+                    </a:blip>
+                    <a:stretch>
+                      <a:fillRect/>
+                    </a:stretch>
+                  </pic:blipFill>
+                  <pic:spPr>
+                    <a:xfrm>
+                      <a:off x="0" y="0"/>
+                      <a:ext cx="441199" cy="441199"/>
+                    </a:xfrm>
+                    <a:prstGeom prst="rect">
+                      <a:avLst/>
+                    </a:prstGeom>
+                  </pic:spPr>
+                </pic:pic>
+              </a:graphicData>
+            </a:graphic>
+          </wp:inline>
+        </w:drawing>
+      </w:r>
+      <w:r>
+        <w:rPr>
+          <w:rFonts w:hint="eastAsia"/>
+        </w:rPr>
+        <w:t xml:space="preserve">   </w:t>
+      </w:r>
+      <w:r>
+        <w:rPr>
+          <w:rFonts w:hint="eastAsia"/>
+          <w:noProof/>
+        </w:rPr>
+        <w:drawing>
+          <wp:inline distT="0" distB="0" distL="0" distR="0" wp14:anchorId="75A227CD" wp14:editId="17943D34">
+            <wp:extent cx="441199" cy="441199"/>
+            <wp:effectExtent l="0" t="0" r="0" b="0"/>
+            <wp:docPr id="193740514" name="圖片 1"/>
+            <wp:cNvGraphicFramePr>
+              <a:graphicFrameLocks xmlns:a="http://schemas.openxmlformats.org/drawingml/2006/main" noChangeAspect="1"/>
+            </wp:cNvGraphicFramePr>
+            <a:graphic xmlns:a="http://schemas.openxmlformats.org/drawingml/2006/main">
+              <a:graphicData uri="http://schemas.openxmlformats.org/drawingml/2006/picture">
+                <pic:pic xmlns:pic="http://schemas.openxmlformats.org/drawingml/2006/picture">
+                  <pic:nvPicPr>
+                    <pic:cNvPr id="992163325" name="圖片 992163325"/>
+                    <pic:cNvPicPr/>
+                  </pic:nvPicPr>
+                  <pic:blipFill>
+                    <a:blip r:embed="rId6" cstate="print">
+                      <a:extLst>
+                        <a:ext uri="{28A0092B-C50C-407E-A947-70E740481C1C}">
+                          <a14:useLocalDpi xmlns:a14="http://schemas.microsoft.com/office/drawing/2010/main" val="0"/>
+                        </a:ext>
+                      </a:extLst>
+                    </a:blip>
+                    <a:stretch>
+                      <a:fillRect/>
+                    </a:stretch>
+                  </pic:blipFill>
+                  <pic:spPr>
+                    <a:xfrm>
+                      <a:off x="0" y="0"/>
+                      <a:ext cx="441199" cy="441199"/>
+                    </a:xfrm>
+                    <a:prstGeom prst="rect">
+                      <a:avLst/>
+                    </a:prstGeom>
+                  </pic:spPr>
+                </pic:pic>
+              </a:graphicData>
+            </a:graphic>
+          </wp:inline>
+        </w:drawing>
+      </w:r>
+    </w:p>
+    <w:p/>
+    <w:p>
+      <w:r>
+        <w:t>I</w:t>
+      </w:r>
+      <w:r>
+        <w:rPr>
+          <w:rFonts w:hint="eastAsia"/>
+        </w:rPr>
+        <w:t>d12</w:t>
+      </w:r>
+    </w:p>
+    <w:p>
+      <w:pPr>
+        <w:rPr>
+          <w:rFonts w:hint="eastAsia"/>
+        </w:rPr>
+      </w:pPr>
+      <w:r>
+        <w:rPr>
+          <w:rFonts w:hint="eastAsia"/>
+          <w:noProof/>
+        </w:rPr>
+        <w:drawing>
+          <wp:inline distT="0" distB="0" distL="0" distR="0" wp14:anchorId="632DD8C1" wp14:editId="62F2CC4B">
+            <wp:extent cx="441199" cy="441199"/>
+            <wp:effectExtent l="0" t="0" r="0" b="0"/>
+            <wp:docPr id="1658692135" name="圖片 2"/>
+            <wp:cNvGraphicFramePr>
+              <a:graphicFrameLocks xmlns:a="http://schemas.openxmlformats.org/drawingml/2006/main" noChangeAspect="1"/>
+            </wp:cNvGraphicFramePr>
+            <a:graphic xmlns:a="http://schemas.openxmlformats.org/drawingml/2006/main">
+              <a:graphicData uri="http://schemas.openxmlformats.org/drawingml/2006/picture">
+                <pic:pic xmlns:pic="http://schemas.openxmlformats.org/drawingml/2006/picture">
+                  <pic:nvPicPr>
+                    <pic:cNvPr id="1658692135" name="圖片 1658692135"/>
+                    <pic:cNvPicPr/>
+                  </pic:nvPicPr>
+                  <pic:blipFill>
+                    <a:blip r:embed="rId7" cstate="print">
+                      <a:extLst>
+                        <a:ext uri="{28A0092B-C50C-407E-A947-70E740481C1C}">
+                          <a14:useLocalDpi xmlns:a14="http://schemas.microsoft.com/office/drawing/2010/main" val="0"/>
+                        </a:ext>
+                      </a:extLst>
+                    </a:blip>
+                    <a:stretch>
+                      <a:fillRect/>
+                    </a:stretch>
+                  </pic:blipFill>
+                  <pic:spPr>
+                    <a:xfrm>
+                      <a:off x="0" y="0"/>
+                      <a:ext cx="441199" cy="441199"/>
+                    </a:xfrm>
+                    <a:prstGeom prst="rect">
+                      <a:avLst/>
+                    </a:prstGeom>
+                  </pic:spPr>
+                </pic:pic>
+              </a:graphicData>
+            </a:graphic>
+          </wp:inline>
+        </w:drawing>
+      </w:r>
+      <w:r>
+        <w:rPr>
+          <w:rFonts w:hint="eastAsia"/>
+        </w:rPr>
+        <w:t xml:space="preserve">   </w:t>
+      </w:r>
+      <w:r>
+        <w:rPr>
+          <w:rFonts w:hint="eastAsia"/>
+          <w:noProof/>
+        </w:rPr>
+        <w:drawing>
+          <wp:inline distT="0" distB="0" distL="0" distR="0" wp14:anchorId="47863D42" wp14:editId="094CD0CC">
+            <wp:extent cx="441199" cy="441199"/>
+            <wp:effectExtent l="0" t="0" r="0" b="0"/>
+            <wp:docPr id="1058388724" name="圖片 2"/>
+            <wp:cNvGraphicFramePr>
+              <a:graphicFrameLocks xmlns:a="http://schemas.openxmlformats.org/drawingml/2006/main" noChangeAspect="1"/>
+            </wp:cNvGraphicFramePr>
+            <a:graphic xmlns:a="http://schemas.openxmlformats.org/drawingml/2006/main">
+              <a:graphicData uri="http://schemas.openxmlformats.org/drawingml/2006/picture">
+                <pic:pic xmlns:pic="http://schemas.openxmlformats.org/drawingml/2006/picture">
+                  <pic:nvPicPr>
+                    <pic:cNvPr id="1658692135" name="圖片 1658692135"/>
+                    <pic:cNvPicPr/>
+                  </pic:nvPicPr>
+                  <pic:blipFill>
+                    <a:blip r:embed="rId7" cstate="print">
+                      <a:extLst>
+                        <a:ext uri="{28A0092B-C50C-407E-A947-70E740481C1C}">
+                          <a14:useLocalDpi xmlns:a14="http://schemas.microsoft.com/office/drawing/2010/main" val="0"/>
+                        </a:ext>
+                      </a:extLst>
+                    </a:blip>
+                    <a:stretch>
+                      <a:fillRect/>
+                    </a:stretch>
+                  </pic:blipFill>
+                  <pic:spPr>
+                    <a:xfrm>
+                      <a:off x="0" y="0"/>
+                      <a:ext cx="441199" cy="441199"/>
+                    </a:xfrm>
+                    <a:prstGeom prst="rect">
+                      <a:avLst/>
+                    </a:prstGeom>
+                  </pic:spPr>
+                </pic:pic>
+              </a:graphicData>
+            </a:graphic>
+          </wp:inline>
+        </w:drawing>
+      </w:r>
+      <w:r>
+        <w:rPr>
+          <w:rFonts w:hint="eastAsia"/>
+        </w:rPr>
+        <w:t xml:space="preserve">   </w:t>
+      </w:r>
+      <w:r>
+        <w:rPr>
+          <w:rFonts w:hint="eastAsia"/>
+          <w:noProof/>
+        </w:rPr>
+        <w:drawing>
+          <wp:inline distT="0" distB="0" distL="0" distR="0" wp14:anchorId="2F39BA65" wp14:editId="5466DD83">
+            <wp:extent cx="441199" cy="441199"/>
+            <wp:effectExtent l="0" t="0" r="0" b="0"/>
+            <wp:docPr id="2019219610" name="圖片 2"/>
+            <wp:cNvGraphicFramePr>
+              <a:graphicFrameLocks xmlns:a="http://schemas.openxmlformats.org/drawingml/2006/main" noChangeAspect="1"/>
+            </wp:cNvGraphicFramePr>
+            <a:graphic xmlns:a="http://schemas.openxmlformats.org/drawingml/2006/main">
+              <a:graphicData uri="http://schemas.openxmlformats.org/drawingml/2006/picture">
+                <pic:pic xmlns:pic="http://schemas.openxmlformats.org/drawingml/2006/picture">
+                  <pic:nvPicPr>
+                    <pic:cNvPr id="1658692135" name="圖片 1658692135"/>
+                    <pic:cNvPicPr/>
+                  </pic:nvPicPr>
+                  <pic:blipFill>
+                    <a:blip r:embed="rId7" cstate="print">
+                      <a:extLst>
+                        <a:ext uri="{28A0092B-C50C-407E-A947-70E740481C1C}">
+                          <a14:useLocalDpi xmlns:a14="http://schemas.microsoft.com/office/drawing/2010/main" val="0"/>
+                        </a:ext>
+                      </a:extLst>
+                    </a:blip>
+                    <a:stretch>
+                      <a:fillRect/>
+                    </a:stretch>
+                  </pic:blipFill>
+                  <pic:spPr>
+                    <a:xfrm>
+                      <a:off x="0" y="0"/>
+                      <a:ext cx="441199" cy="441199"/>
+                    </a:xfrm>
+                    <a:prstGeom prst="rect">
+                      <a:avLst/>
+                    </a:prstGeom>
+                  </pic:spPr>
+                </pic:pic>
+              </a:graphicData>
+            </a:graphic>
+          </wp:inline>
+        </w:drawing>
+      </w:r>
+      <w:r>
+        <w:rPr>
+          <w:rFonts w:hint="eastAsia"/>
+        </w:rPr>
+        <w:t xml:space="preserve">   </w:t>
+      </w:r>
+      <w:r>
+        <w:rPr>
+          <w:rFonts w:hint="eastAsia"/>
+          <w:noProof/>
+        </w:rPr>
+        <w:drawing>
+          <wp:inline distT="0" distB="0" distL="0" distR="0" wp14:anchorId="4CEB5EDA" wp14:editId="3960DF64">
+            <wp:extent cx="441199" cy="441199"/>
+            <wp:effectExtent l="0" t="0" r="0" b="0"/>
+            <wp:docPr id="1246695547" name="圖片 2"/>
+            <wp:cNvGraphicFramePr>
+              <a:graphicFrameLocks xmlns:a="http://schemas.openxmlformats.org/drawingml/2006/main" noChangeAspect="1"/>
+            </wp:cNvGraphicFramePr>
+            <a:graphic xmlns:a="http://schemas.openxmlformats.org/drawingml/2006/main">
+              <a:graphicData uri="http://schemas.openxmlformats.org/drawingml/2006/picture">
+                <pic:pic xmlns:pic="http://schemas.openxmlformats.org/drawingml/2006/picture">
+                  <pic:nvPicPr>
+                    <pic:cNvPr id="1658692135" name="圖片 1658692135"/>
+                    <pic:cNvPicPr/>
+                  </pic:nvPicPr>
+                  <pic:blipFill>
+                    <a:blip r:embed="rId7" cstate="print">
+                      <a:extLst>
+                        <a:ext uri="{28A0092B-C50C-407E-A947-70E740481C1C}">
+                          <a14:useLocalDpi xmlns:a14="http://schemas.microsoft.com/office/drawing/2010/main" val="0"/>
+                        </a:ext>
+                      </a:extLst>
+                    </a:blip>
+                    <a:stretch>
+                      <a:fillRect/>
+                    </a:stretch>
+                  </pic:blipFill>
+                  <pic:spPr>
+                    <a:xfrm>
+                      <a:off x="0" y="0"/>
+                      <a:ext cx="441199" cy="441199"/>
+                    </a:xfrm>
+                    <a:prstGeom prst="rect">
+                      <a:avLst/>
+                    </a:prstGeom>
+                  </pic:spPr>
+                </pic:pic>
+              </a:graphicData>
+            </a:graphic>
+          </wp:inline>
+        </w:drawing>
+      </w:r>
+      <w:r>
+        <w:rPr>
+          <w:rFonts w:hint="eastAsia"/>
+        </w:rPr>
+        <w:t xml:space="preserve">   </w:t>
+      </w:r>
+      <w:r>
+        <w:rPr>
+          <w:rFonts w:hint="eastAsia"/>
+          <w:noProof/>
+        </w:rPr>
+        <w:drawing>
+          <wp:inline distT="0" distB="0" distL="0" distR="0" wp14:anchorId="066574EB" wp14:editId="745343E7">
+            <wp:extent cx="441199" cy="441199"/>
+            <wp:effectExtent l="0" t="0" r="0" b="0"/>
+            <wp:docPr id="1019823462" name="圖片 2"/>
+            <wp:cNvGraphicFramePr>
+              <a:graphicFrameLocks xmlns:a="http://schemas.openxmlformats.org/drawingml/2006/main" noChangeAspect="1"/>
+            </wp:cNvGraphicFramePr>
+            <a:graphic xmlns:a="http://schemas.openxmlformats.org/drawingml/2006/main">
+              <a:graphicData uri="http://schemas.openxmlformats.org/drawingml/2006/picture">
+                <pic:pic xmlns:pic="http://schemas.openxmlformats.org/drawingml/2006/picture">
+                  <pic:nvPicPr>
+                    <pic:cNvPr id="1658692135" name="圖片 1658692135"/>
+                    <pic:cNvPicPr/>
+                  </pic:nvPicPr>
+                  <pic:blipFill>
+                    <a:blip r:embed="rId7" cstate="print">
+                      <a:extLst>
+                        <a:ext uri="{28A0092B-C50C-407E-A947-70E740481C1C}">
+                          <a14:useLocalDpi xmlns:a14="http://schemas.microsoft.com/office/drawing/2010/main" val="0"/>
+                        </a:ext>
+                      </a:extLst>
+                    </a:blip>
+                    <a:stretch>
+                      <a:fillRect/>
+                    </a:stretch>
+                  </pic:blipFill>
+                  <pic:spPr>
+                    <a:xfrm>
+                      <a:off x="0" y="0"/>
+                      <a:ext cx="441199" cy="441199"/>
+                    </a:xfrm>
+                    <a:prstGeom prst="rect">
+                      <a:avLst/>
+                    </a:prstGeom>
+                  </pic:spPr>
+                </pic:pic>
+              </a:graphicData>
+            </a:graphic>
+          </wp:inline>
+        </w:drawing>
+      </w:r>
+      <w:r>
+        <w:rPr>
+          <w:rFonts w:hint="eastAsia"/>
+        </w:rPr>
+        <w:t xml:space="preserve">   </w:t>
+      </w:r>
+      <w:r>
+        <w:rPr>
+          <w:rFonts w:hint="eastAsia"/>
+          <w:noProof/>
+        </w:rPr>
+        <w:drawing>
+          <wp:inline distT="0" distB="0" distL="0" distR="0" wp14:anchorId="742E6221" wp14:editId="7613E55E">
+            <wp:extent cx="441199" cy="441199"/>
+            <wp:effectExtent l="0" t="0" r="0" b="0"/>
+            <wp:docPr id="1388630353" name="圖片 2"/>
+            <wp:cNvGraphicFramePr>
+              <a:graphicFrameLocks xmlns:a="http://schemas.openxmlformats.org/drawingml/2006/main" noChangeAspect="1"/>
+            </wp:cNvGraphicFramePr>
+            <a:graphic xmlns:a="http://schemas.openxmlformats.org/drawingml/2006/main">
+              <a:graphicData uri="http://schemas.openxmlformats.org/drawingml/2006/picture">
+                <pic:pic xmlns:pic="http://schemas.openxmlformats.org/drawingml/2006/picture">
+                  <pic:nvPicPr>
+                    <pic:cNvPr id="1658692135" name="圖片 1658692135"/>
+                    <pic:cNvPicPr/>
+                  </pic:nvPicPr>
+                  <pic:blipFill>
+                    <a:blip r:embed="rId7" cstate="print">
+                      <a:extLst>
+                        <a:ext uri="{28A0092B-C50C-407E-A947-70E740481C1C}">
+                          <a14:useLocalDpi xmlns:a14="http://schemas.microsoft.com/office/drawing/2010/main" val="0"/>
+                        </a:ext>
+                      </a:extLst>
+                    </a:blip>
+                    <a:stretch>
+                      <a:fillRect/>
+                    </a:stretch>
+                  </pic:blipFill>
+                  <pic:spPr>
+                    <a:xfrm>
+                      <a:off x="0" y="0"/>
+                      <a:ext cx="441199" cy="441199"/>
+                    </a:xfrm>
+                    <a:prstGeom prst="rect">
+                      <a:avLst/>
+                    </a:prstGeom>
+                  </pic:spPr>
+                </pic:pic>
+              </a:graphicData>
+            </a:graphic>
+          </wp:inline>
+        </w:drawing>
+      </w:r>
+      <w:r>
+        <w:rPr>
+          <w:rFonts w:hint="eastAsia"/>
+        </w:rPr>
+        <w:t xml:space="preserve">   </w:t>
+      </w:r>
+      <w:r>
+        <w:rPr>
+          <w:rFonts w:hint="eastAsia"/>
+          <w:noProof/>
+        </w:rPr>
+        <w:drawing>
+          <wp:inline distT="0" distB="0" distL="0" distR="0" wp14:anchorId="30396E1C" wp14:editId="7162CB08">
+            <wp:extent cx="441199" cy="441199"/>
+            <wp:effectExtent l="0" t="0" r="0" b="0"/>
+            <wp:docPr id="1531625858" name="圖片 2"/>
+            <wp:cNvGraphicFramePr>
+              <a:graphicFrameLocks xmlns:a="http://schemas.openxmlformats.org/drawingml/2006/main" noChangeAspect="1"/>
+            </wp:cNvGraphicFramePr>
+            <a:graphic xmlns:a="http://schemas.openxmlformats.org/drawingml/2006/main">
+              <a:graphicData uri="http://schemas.openxmlformats.org/drawingml/2006/picture">
+                <pic:pic xmlns:pic="http://schemas.openxmlformats.org/drawingml/2006/picture">
+                  <pic:nvPicPr>
+                    <pic:cNvPr id="1658692135" name="圖片 1658692135"/>
+                    <pic:cNvPicPr/>
+                  </pic:nvPicPr>
+                  <pic:blipFill>
+                    <a:blip r:embed="rId7" cstate="print">
+                      <a:extLst>
+                        <a:ext uri="{28A0092B-C50C-407E-A947-70E740481C1C}">
+                          <a14:useLocalDpi xmlns:a14="http://schemas.microsoft.com/office/drawing/2010/main" val="0"/>
+                        </a:ext>
+                      </a:extLst>
+                    </a:blip>
+                    <a:stretch>
+                      <a:fillRect/>
+                    </a:stretch>
+                  </pic:blipFill>
+                  <pic:spPr>
+                    <a:xfrm>
+                      <a:off x="0" y="0"/>
+                      <a:ext cx="441199" cy="441199"/>
+                    </a:xfrm>
+                    <a:prstGeom prst="rect">
+                      <a:avLst/>
+                    </a:prstGeom>
+                  </pic:spPr>
+                </pic:pic>
+              </a:graphicData>
+            </a:graphic>
+          </wp:inline>
+        </w:drawing>
+      </w:r>
+      <w:r>
+        <w:rPr>
+          <w:rFonts w:hint="eastAsia"/>
+        </w:rPr>
+        <w:t xml:space="preserve">   </w:t>
+      </w:r>
+      <w:r>
+        <w:rPr>
+          <w:rFonts w:hint="eastAsia"/>
+          <w:noProof/>
+        </w:rPr>
+        <w:drawing>
+          <wp:inline distT="0" distB="0" distL="0" distR="0" wp14:anchorId="06EE2C04" wp14:editId="236B95E9">
+            <wp:extent cx="441199" cy="441199"/>
+            <wp:effectExtent l="0" t="0" r="0" b="0"/>
+            <wp:docPr id="1204323436" name="圖片 2"/>
+            <wp:cNvGraphicFramePr>
+              <a:graphicFrameLocks xmlns:a="http://schemas.openxmlformats.org/drawingml/2006/main" noChangeAspect="1"/>
+            </wp:cNvGraphicFramePr>
+            <a:graphic xmlns:a="http://schemas.openxmlformats.org/drawingml/2006/main">
+              <a:graphicData uri="http://schemas.openxmlformats.org/drawingml/2006/picture">
+                <pic:pic xmlns:pic="http://schemas.openxmlformats.org/drawingml/2006/picture">
+                  <pic:nvPicPr>
+                    <pic:cNvPr id="1658692135" name="圖片 1658692135"/>
+                    <pic:cNvPicPr/>
+                  </pic:nvPicPr>
+                  <pic:blipFill>
+                    <a:blip r:embed="rId7" cstate="print">
+                      <a:extLst>
+                        <a:ext uri="{28A0092B-C50C-407E-A947-70E740481C1C}">
+                          <a14:useLocalDpi xmlns:a14="http://schemas.microsoft.com/office/drawing/2010/main" val="0"/>
+                        </a:ext>
+                      </a:extLst>
+                    </a:blip>
+                    <a:stretch>
+                      <a:fillRect/>
+                    </a:stretch>
+                  </pic:blipFill>
+                  <pic:spPr>
+                    <a:xfrm>
+                      <a:off x="0" y="0"/>
+                      <a:ext cx="441199" cy="441199"/>
+                    </a:xfrm>
+                    <a:prstGeom prst="rect">
+                      <a:avLst/>
+                    </a:prstGeom>
+                  </pic:spPr>
+                </pic:pic>
+              </a:graphicData>
+            </a:graphic>
+          </wp:inline>
+        </w:drawing>
+      </w:r>
+      <w:r>
+        <w:rPr>
+          <w:rFonts w:hint="eastAsia"/>
+        </w:rPr>
+        <w:t xml:space="preserve">   </w:t>
+      </w:r>
+    </w:p>
+    <w:p>
+      <w:pPr>
+        <w:rPr>
+          <w:rFonts w:hint="eastAsia"/>
+        </w:rPr>
+      </w:pPr>
     </w:p>
     <w:sectPr>
       <w:pgSz w:w="11906" w:h="16838"/>
